--- a/发布/版本记录/v5.2升级说明.docx
+++ b/发布/版本记录/v5.2升级说明.docx
@@ -28,7 +28,7 @@
         <w:rPr>
           <w:b w:val="0"/>
         </w:rPr>
-        <w:t>，不是沃尔沃真实数据；标 ⚠ 的是行业假设或待确认参数，均可在 CSV/JSON 中修改后重跑。代码：/workspace/review/v5.2/（git 保留 v5.1 历史）。</w:t>
+        <w:t>，不是工厂实绩；标 ⚠ 的是行业假设或待确认参数，均可在 CSV/JSON 中修改后重跑。代码：/workspace/review/v5.2/（git 保留 v5.1 历史）。</w:t>
       </w:r>
     </w:p>
     <w:p>
